--- a/public/smart-police/forms/ปกสำนวน.docx
+++ b/public/smart-police/forms/ปกสำนวน.docx
@@ -3121,7 +3121,7 @@
                               <w:szCs w:val="24"/>
                               <w:cs/>
                             </w:rPr>
-                            <w:t>สอบสวน.</w:t>
+                            <w:t/>
                           </w:r>
                           <w:r>
                             <w:rPr>
@@ -3131,7 +3131,7 @@
                               <w:sz w:val="24"/>
                               <w:szCs w:val="24"/>
                             </w:rPr>
-                            <w:t>com</w:t>
+                            <w:t/>
                           </w:r>
                         </w:p>
                       </w:txbxContent>
@@ -5166,7 +5166,7 @@
                         <w:szCs w:val="24"/>
                         <w:cs/>
                       </w:rPr>
-                      <w:t>สอบสวน.</w:t>
+                      <w:t/>
                     </w:r>
                     <w:r>
                       <w:rPr>
@@ -5176,7 +5176,7 @@
                         <w:sz w:val="24"/>
                         <w:szCs w:val="24"/>
                       </w:rPr>
-                      <w:t>com</w:t>
+                      <w:t/>
                     </w:r>
                   </w:p>
                 </w:txbxContent>

--- a/public/smart-police/forms/ปกสำนวน.docx
+++ b/public/smart-police/forms/ปกสำนวน.docx
@@ -3087,7 +3087,7 @@
                               <w:bCs/>
                               <w:cs/>
                             </w:rPr>
-                            <w:t>ค. ๑๗๑ - ต. ๕๖๐</w:t>
+                            <w:t/>
                           </w:r>
                           <w:r>
                             <w:rPr>
@@ -5132,7 +5132,7 @@
                         <w:bCs/>
                         <w:cs/>
                       </w:rPr>
-                      <w:t>ค. ๑๗๑ - ต. ๕๖๐</w:t>
+                      <w:t/>
                     </w:r>
                     <w:r>
                       <w:rPr>
